--- a/LLM_and_Enterprise_RAG_Bootcamp/Weekly_Quizzes/Week_10_Quiz_Solution.docx
+++ b/LLM_and_Enterprise_RAG_Bootcamp/Weekly_Quizzes/Week_10_Quiz_Solution.docx
@@ -12,7 +12,7 @@
           <w:color w:val="1E2761"/>
           <w:sz w:val="44"/>
         </w:rPr>
-        <w:t>Week 10 Quiz — Answer Key</w:t>
+        <w:t>Week 10 Quiz: Answer Key</w:t>
       </w:r>
     </w:p>
     <w:p>
@@ -32,7 +32,7 @@
           <w:color w:val="333333"/>
           <w:sz w:val="22"/>
         </w:rPr>
-        <w:t>Tuesday 8:30 to 10:00 AM PST | 30 minutes | 60 points | Instructor: Pavan R</w:t>
+        <w:t>Tuesday 8:30 to 10:00 AM PT | 30 minutes | 60 points | Instructor: Pavan R</w:t>
       </w:r>
     </w:p>
     <w:p>
@@ -901,7 +901,7 @@
           <w:color w:val="333333"/>
           <w:sz w:val="22"/>
         </w:rPr>
-        <w:t>Model answers reviewed live in the Tuesday quiz session.</w:t>
+        <w:t>Model answer: Use a planner-executor loop: decompose the question into sub-queries, retrieve per hop, reflect on whether the evidence answers the question, and issue follow-up queries until done or a step cap hits. Tools: retriever, entity lookup, and a notes scratchpad. The multi-hop gain comes from issuing the second-hop query with the first-hop answer in hand, which static single-shot retrieval cannot do. Verify on a 50-question multi-hop set against the static baseline.</w:t>
       </w:r>
     </w:p>
     <w:p>
@@ -920,7 +920,7 @@
           <w:color w:val="333333"/>
           <w:sz w:val="22"/>
         </w:rPr>
-        <w:t>Model answers reviewed live in the Tuesday quiz session.</w:t>
+        <w:t>Model answer: A CTE library is a versioned set of named, tested SQL building blocks that encode business definitions, so the Text-to-SQL agent composes vetted pieces instead of inventing joins. Starter five for finance: active_customers, monthly_revenue (recognized revenue by month), arr_by_account, churned_accounts (with churn date and reason), and ledger_normalized (sign-corrected journal entries). Each CTE ships with a docstring, an owner, and a unit test the agent can read.</w:t>
       </w:r>
     </w:p>
     <w:p>
@@ -939,10 +939,11 @@
           <w:color w:val="333333"/>
           <w:sz w:val="22"/>
         </w:rPr>
-        <w:t>Model answers reviewed live in the Tuesday quiz session.</w:t>
+        <w:t>Model answer: SFT alone is enough when you have abundant correct (question, SQL) pairs in the target dialect and a stable schema; supervised learning captures the mapping directly. RL (GRPO with execution accuracy as the verifier) helps when labeled SQL is scarce but candidates can be executed against the database, because execution provides a cheap reward over compositions SFT never saw. RL on top of a weak SFT base mostly amplifies noise.</w:t>
       </w:r>
     </w:p>
     <w:sectPr>
+      <w:footerReference w:type="default" r:id="rId9"/>
       <w:pgSz w:w="12240" w:h="15840"/>
       <w:pgMar w:top="1152" w:right="1296" w:bottom="1152" w:left="1296" w:header="720" w:footer="720" w:gutter="0"/>
       <w:cols w:space="720"/>
@@ -950,6 +951,25 @@
     </w:sectPr>
   </w:body>
 </w:document>
+</file>
+
+<file path=word/footer1.xml><?xml version="1.0" encoding="utf-8"?>
+<w:ftr xmlns:m="http://schemas.openxmlformats.org/officeDocument/2006/math" xmlns:mc="http://schemas.openxmlformats.org/markup-compatibility/2006" xmlns:mo="http://schemas.microsoft.com/office/mac/office/2008/main" xmlns:mv="urn:schemas-microsoft-com:mac:vml" xmlns:o="urn:schemas-microsoft-com:office:office" xmlns:r="http://schemas.openxmlformats.org/officeDocument/2006/relationships" xmlns:v="urn:schemas-microsoft-com:vml" xmlns:w10="urn:schemas-microsoft-com:office:word" xmlns:w14="http://schemas.microsoft.com/office/word/2010/wordml" xmlns:w="http://schemas.openxmlformats.org/wordprocessingml/2006/main" xmlns:wne="http://schemas.microsoft.com/office/word/2006/wordml" xmlns:wp14="http://schemas.microsoft.com/office/word/2010/wordprocessingDrawing" xmlns:wp="http://schemas.openxmlformats.org/drawingml/2006/wordprocessingDrawing" xmlns:wpc="http://schemas.microsoft.com/office/word/2010/wordprocessingCanvas" xmlns:wpg="http://schemas.microsoft.com/office/word/2010/wordprocessingGroup" xmlns:wpi="http://schemas.microsoft.com/office/word/2010/wordprocessingInk" xmlns:wps="http://schemas.microsoft.com/office/word/2010/wordprocessingShape" mc:Ignorable="w14 wp14">
+  <w:p>
+    <w:pPr>
+      <w:pStyle w:val="Footer"/>
+      <w:jc w:val="center"/>
+    </w:pPr>
+    <w:r>
+      <w:rPr>
+        <w:rFonts w:ascii="Calibri" w:hAnsi="Calibri"/>
+        <w:color w:val="333333"/>
+        <w:sz w:val="18"/>
+      </w:rPr>
+      <w:t>© 2026 Proxiant Academy | info@proxiant.com | proxiant.ai/training</w:t>
+    </w:r>
+  </w:p>
+</w:ftr>
 </file>
 
 <file path=word/numbering.xml><?xml version="1.0" encoding="utf-8"?>
